--- a/docx/Maintenance-Mode/maint_mode_status.docx
+++ b/docx/Maintenance-Mode/maint_mode_status.docx
@@ -3084,7 +3084,7 @@
         <w:rPr>
           <w:rStyle w:val="VerbatimChar"/>
         </w:rPr>
-        <w:t xml:space="preserve">docs/Automation/runbook-requirements.md</w:t>
+        <w:t xml:space="preserve">docs/Automation/runbook-requirements-v2.md</w:t>
       </w:r>
       <w:r>
         <w:t xml:space="preserve">:</w:t>
